--- a/PP-salygos/templates/PRIEDAI_LTEN_NACSAUGUMAS.docx
+++ b/PP-salygos/templates/PRIEDAI_LTEN_NACSAUGUMAS.docx
@@ -158,7 +158,7 @@
           <w:rFonts w:ascii="Arial" w:eastAsia="Calibri" w:hAnsi="Arial" w:cs="Arial"/>
           <w:sz w:val="20"/>
         </w:rPr>
-        <w:t>/ĮMONĖS PAVADINIMAS/</w:t>
+        <w:t>ĮMONĖS PAVADINIMAS</w:t>
       </w:r>
     </w:p>
     <w:p>
@@ -639,7 +639,7 @@
           <w:color w:val="000000"/>
           <w:sz w:val="20"/>
         </w:rPr>
-        <w:t>/ĮMONĖS PAVADINIMAS/</w:t>
+        <w:t>ĮMONĖS PAVADINIMAS</w:t>
       </w:r>
     </w:p>
     <w:p>
@@ -1288,15 +1288,7 @@
                 <w:rFonts w:ascii="Arial" w:hAnsi="Arial" w:cs="Arial"/>
                 <w:sz w:val="20"/>
               </w:rPr>
-              <w:t xml:space="preserve">paslaugų teikimas nebus vykdomas iš VPĮ 92 straipsnio 14 dalyje numatytame </w:t>
-            </w:r>
-            <w:r>
-              <w:rPr>
-                <w:rFonts w:ascii="Arial" w:hAnsi="Arial" w:cs="Arial"/>
-                <w:sz w:val="20"/>
-              </w:rPr>
-              <w:lastRenderedPageBreak/>
-              <w:t xml:space="preserve">sąraše nurodytų valstybių ar teritorijų. </w:t>
+              <w:t xml:space="preserve">paslaugų teikimas nebus vykdomas iš VPĮ 92 straipsnio 14 dalyje numatytame sąraše nurodytų valstybių ar teritorijų. </w:t>
             </w:r>
             <w:r>
               <w:rPr>
@@ -1346,17 +1338,7 @@
                 <w:sz w:val="20"/>
                 <w:lang w:val="en-GB" w:eastAsia="lt-LT"/>
               </w:rPr>
-              <w:lastRenderedPageBreak/>
-              <w:t xml:space="preserve">the services offered by the supplier do not pose a threat to national security - in accordance with Article 50, Paragraph 9, Clause 2 of the LP, the provision of services will not be carried out from the states or territories specified in the list </w:t>
-            </w:r>
-            <w:r>
-              <w:rPr>
-                <w:rFonts w:ascii="Arial" w:hAnsi="Arial" w:cs="Arial"/>
-                <w:sz w:val="20"/>
-                <w:lang w:val="en-GB" w:eastAsia="lt-LT"/>
-              </w:rPr>
-              <w:lastRenderedPageBreak/>
-              <w:t>provided for in Article 92, Paragraph 14 of the LPP. (</w:t>
+              <w:t>the services offered by the supplier do not pose a threat to national security - in accordance with Article 50, Paragraph 9, Clause 2 of the LP, the provision of services will not be carried out from the states or territories specified in the list provided for in Article 92, Paragraph 14 of the LPP. (</w:t>
             </w:r>
             <w:r>
               <w:rPr>
@@ -1550,6 +1532,7 @@
                 <w:sz w:val="20"/>
                 <w:lang w:eastAsia="lt-LT"/>
               </w:rPr>
+              <w:lastRenderedPageBreak/>
               <w:t>×</w:t>
             </w:r>
           </w:p>

--- a/PP-salygos/templates/PRIEDAI_LTEN_NACSAUGUMAS.docx
+++ b/PP-salygos/templates/PRIEDAI_LTEN_NACSAUGUMAS.docx
@@ -2120,7 +2120,7 @@
       </w:pPr>
     </w:p>
     <w:sectPr>
-      <w:pgSz w:w="15840" w:h="12240" w:orient="landscape"/>
+      <w:pgSz w:w="16838" w:h="11906" w:orient="landscape" w:code="9"/>
       <w:pgMar w:top="1276" w:right="709" w:bottom="567" w:left="851" w:header="567" w:footer="567" w:gutter="0"/>
       <w:cols w:space="1296"/>
       <w:docGrid w:linePitch="326"/>
